--- a/clients/bst/crowdstrike/monthly/2026-02/BST-CrowdStrike-Activity-2026-02.docx
+++ b/clients/bst/crowdstrike/monthly/2026-02/BST-CrowdStrike-Activity-2026-02.docx
@@ -95,7 +95,7 @@
       <w:tr>
         <w:tc>
           <w:tcPr>
-            <w:tcW w:type="dxa" w:w="3744"/>
+            <w:tcW w:type="dxa" w:w="3528"/>
             <w:tcBorders>
               <w:top w:val="nil"/>
               <w:left w:val="nil"/>
@@ -133,7 +133,7 @@
         </w:tc>
         <w:tc>
           <w:tcPr>
-            <w:tcW w:type="dxa" w:w="3744"/>
+            <w:tcW w:type="dxa" w:w="3528"/>
             <w:tcBorders>
               <w:top w:val="nil"/>
               <w:left w:val="nil"/>
@@ -2433,7 +2433,7 @@
         </w:tc>
         <w:tc>
           <w:tcPr>
-            <w:tcW w:type="dxa" w:w="2592"/>
+            <w:tcW w:type="dxa" w:w="2448"/>
             <w:shd w:val="clear" w:color="auto" w:fill="006DB6"/>
             <w:tcBorders>
               <w:top w:val="single" w:sz="4" w:color="E9ECEF"/>
@@ -2460,7 +2460,7 @@
         </w:tc>
         <w:tc>
           <w:tcPr>
-            <w:tcW w:type="dxa" w:w="1872"/>
+            <w:tcW w:type="dxa" w:w="1728"/>
             <w:shd w:val="clear" w:color="auto" w:fill="006DB6"/>
             <w:tcBorders>
               <w:top w:val="single" w:sz="4" w:color="E9ECEF"/>
@@ -2487,7 +2487,7 @@
         </w:tc>
         <w:tc>
           <w:tcPr>
-            <w:tcW w:type="dxa" w:w="1872"/>
+            <w:tcW w:type="dxa" w:w="1728"/>
             <w:shd w:val="clear" w:color="auto" w:fill="006DB6"/>
             <w:tcBorders>
               <w:top w:val="single" w:sz="4" w:color="E9ECEF"/>
@@ -2563,7 +2563,7 @@
                 <w:color w:val="59595B"/>
                 <w:sz w:val="19"/>
               </w:rPr>
-              <w:t>2026-02-25</w:t>
+              <w:t>—</w:t>
             </w:r>
           </w:p>
         </w:tc>
@@ -2595,7 +2595,7 @@
         </w:tc>
         <w:tc>
           <w:tcPr>
-            <w:tcW w:type="dxa" w:w="2592"/>
+            <w:tcW w:type="dxa" w:w="2448"/>
             <w:tcBorders>
               <w:top w:val="single" w:sz="4" w:color="E9ECEF"/>
               <w:left w:val="single" w:sz="4" w:color="E9ECEF"/>
@@ -2621,7 +2621,7 @@
         </w:tc>
         <w:tc>
           <w:tcPr>
-            <w:tcW w:type="dxa" w:w="1872"/>
+            <w:tcW w:type="dxa" w:w="1728"/>
             <w:tcBorders>
               <w:top w:val="single" w:sz="4" w:color="E9ECEF"/>
               <w:left w:val="single" w:sz="4" w:color="E9ECEF"/>
@@ -2647,7 +2647,7 @@
         </w:tc>
         <w:tc>
           <w:tcPr>
-            <w:tcW w:type="dxa" w:w="1872"/>
+            <w:tcW w:type="dxa" w:w="1728"/>
             <w:tcBorders>
               <w:top w:val="single" w:sz="4" w:color="E9ECEF"/>
               <w:left w:val="single" w:sz="4" w:color="E9ECEF"/>
@@ -2722,7 +2722,7 @@
                 <w:color w:val="59595B"/>
                 <w:sz w:val="19"/>
               </w:rPr>
-              <w:t>2026-02-24</w:t>
+              <w:t>—</w:t>
             </w:r>
           </w:p>
         </w:tc>
@@ -2755,7 +2755,7 @@
         </w:tc>
         <w:tc>
           <w:tcPr>
-            <w:tcW w:type="dxa" w:w="2592"/>
+            <w:tcW w:type="dxa" w:w="2448"/>
             <w:shd w:val="clear" w:color="auto" w:fill="F8F9FA"/>
             <w:tcBorders>
               <w:top w:val="single" w:sz="4" w:color="E9ECEF"/>
@@ -2782,7 +2782,7 @@
         </w:tc>
         <w:tc>
           <w:tcPr>
-            <w:tcW w:type="dxa" w:w="1872"/>
+            <w:tcW w:type="dxa" w:w="1728"/>
             <w:shd w:val="clear" w:color="auto" w:fill="F8F9FA"/>
             <w:tcBorders>
               <w:top w:val="single" w:sz="4" w:color="E9ECEF"/>
@@ -2809,7 +2809,7 @@
         </w:tc>
         <w:tc>
           <w:tcPr>
-            <w:tcW w:type="dxa" w:w="1872"/>
+            <w:tcW w:type="dxa" w:w="1728"/>
             <w:shd w:val="clear" w:color="auto" w:fill="F8F9FA"/>
             <w:tcBorders>
               <w:top w:val="single" w:sz="4" w:color="E9ECEF"/>
@@ -2885,7 +2885,7 @@
                 <w:color w:val="59595B"/>
                 <w:sz w:val="19"/>
               </w:rPr>
-              <w:t>2026-02-10</w:t>
+              <w:t>—</w:t>
             </w:r>
           </w:p>
         </w:tc>
@@ -2917,7 +2917,7 @@
         </w:tc>
         <w:tc>
           <w:tcPr>
-            <w:tcW w:type="dxa" w:w="2592"/>
+            <w:tcW w:type="dxa" w:w="2448"/>
             <w:tcBorders>
               <w:top w:val="single" w:sz="4" w:color="E9ECEF"/>
               <w:left w:val="single" w:sz="4" w:color="E9ECEF"/>
@@ -2943,7 +2943,7 @@
         </w:tc>
         <w:tc>
           <w:tcPr>
-            <w:tcW w:type="dxa" w:w="1872"/>
+            <w:tcW w:type="dxa" w:w="1728"/>
             <w:tcBorders>
               <w:top w:val="single" w:sz="4" w:color="E9ECEF"/>
               <w:left w:val="single" w:sz="4" w:color="E9ECEF"/>
@@ -2969,7 +2969,7 @@
         </w:tc>
         <w:tc>
           <w:tcPr>
-            <w:tcW w:type="dxa" w:w="1872"/>
+            <w:tcW w:type="dxa" w:w="1728"/>
             <w:tcBorders>
               <w:top w:val="single" w:sz="4" w:color="E9ECEF"/>
               <w:left w:val="single" w:sz="4" w:color="E9ECEF"/>
@@ -3044,7 +3044,7 @@
                 <w:color w:val="59595B"/>
                 <w:sz w:val="19"/>
               </w:rPr>
-              <w:t>2026-02-21</w:t>
+              <w:t>—</w:t>
             </w:r>
           </w:p>
         </w:tc>
@@ -3077,7 +3077,7 @@
         </w:tc>
         <w:tc>
           <w:tcPr>
-            <w:tcW w:type="dxa" w:w="2592"/>
+            <w:tcW w:type="dxa" w:w="2448"/>
             <w:shd w:val="clear" w:color="auto" w:fill="F8F9FA"/>
             <w:tcBorders>
               <w:top w:val="single" w:sz="4" w:color="E9ECEF"/>
@@ -3104,7 +3104,7 @@
         </w:tc>
         <w:tc>
           <w:tcPr>
-            <w:tcW w:type="dxa" w:w="1872"/>
+            <w:tcW w:type="dxa" w:w="1728"/>
             <w:shd w:val="clear" w:color="auto" w:fill="F8F9FA"/>
             <w:tcBorders>
               <w:top w:val="single" w:sz="4" w:color="E9ECEF"/>
@@ -3131,7 +3131,7 @@
         </w:tc>
         <w:tc>
           <w:tcPr>
-            <w:tcW w:type="dxa" w:w="1872"/>
+            <w:tcW w:type="dxa" w:w="1728"/>
             <w:shd w:val="clear" w:color="auto" w:fill="F8F9FA"/>
             <w:tcBorders>
               <w:top w:val="single" w:sz="4" w:color="E9ECEF"/>
@@ -3207,7 +3207,7 @@
                 <w:color w:val="59595B"/>
                 <w:sz w:val="19"/>
               </w:rPr>
-              <w:t>2026-02-21</w:t>
+              <w:t>—</w:t>
             </w:r>
           </w:p>
         </w:tc>
@@ -3239,7 +3239,7 @@
         </w:tc>
         <w:tc>
           <w:tcPr>
-            <w:tcW w:type="dxa" w:w="2592"/>
+            <w:tcW w:type="dxa" w:w="2448"/>
             <w:tcBorders>
               <w:top w:val="single" w:sz="4" w:color="E9ECEF"/>
               <w:left w:val="single" w:sz="4" w:color="E9ECEF"/>
@@ -3265,7 +3265,7 @@
         </w:tc>
         <w:tc>
           <w:tcPr>
-            <w:tcW w:type="dxa" w:w="1872"/>
+            <w:tcW w:type="dxa" w:w="1728"/>
             <w:tcBorders>
               <w:top w:val="single" w:sz="4" w:color="E9ECEF"/>
               <w:left w:val="single" w:sz="4" w:color="E9ECEF"/>
@@ -3291,7 +3291,7 @@
         </w:tc>
         <w:tc>
           <w:tcPr>
-            <w:tcW w:type="dxa" w:w="1872"/>
+            <w:tcW w:type="dxa" w:w="1728"/>
             <w:tcBorders>
               <w:top w:val="single" w:sz="4" w:color="E9ECEF"/>
               <w:left w:val="single" w:sz="4" w:color="E9ECEF"/>
@@ -3366,7 +3366,7 @@
                 <w:color w:val="59595B"/>
                 <w:sz w:val="19"/>
               </w:rPr>
-              <w:t>2026-02-24</w:t>
+              <w:t>—</w:t>
             </w:r>
           </w:p>
         </w:tc>
@@ -3399,7 +3399,7 @@
         </w:tc>
         <w:tc>
           <w:tcPr>
-            <w:tcW w:type="dxa" w:w="2592"/>
+            <w:tcW w:type="dxa" w:w="2448"/>
             <w:shd w:val="clear" w:color="auto" w:fill="F8F9FA"/>
             <w:tcBorders>
               <w:top w:val="single" w:sz="4" w:color="E9ECEF"/>
@@ -3426,7 +3426,7 @@
         </w:tc>
         <w:tc>
           <w:tcPr>
-            <w:tcW w:type="dxa" w:w="1872"/>
+            <w:tcW w:type="dxa" w:w="1728"/>
             <w:shd w:val="clear" w:color="auto" w:fill="F8F9FA"/>
             <w:tcBorders>
               <w:top w:val="single" w:sz="4" w:color="E9ECEF"/>
@@ -3453,7 +3453,7 @@
         </w:tc>
         <w:tc>
           <w:tcPr>
-            <w:tcW w:type="dxa" w:w="1872"/>
+            <w:tcW w:type="dxa" w:w="1728"/>
             <w:shd w:val="clear" w:color="auto" w:fill="F8F9FA"/>
             <w:tcBorders>
               <w:top w:val="single" w:sz="4" w:color="E9ECEF"/>
@@ -3529,7 +3529,7 @@
                 <w:color w:val="59595B"/>
                 <w:sz w:val="19"/>
               </w:rPr>
-              <w:t>2026-02-20</w:t>
+              <w:t>—</w:t>
             </w:r>
           </w:p>
         </w:tc>
@@ -3561,7 +3561,7 @@
         </w:tc>
         <w:tc>
           <w:tcPr>
-            <w:tcW w:type="dxa" w:w="2592"/>
+            <w:tcW w:type="dxa" w:w="2448"/>
             <w:tcBorders>
               <w:top w:val="single" w:sz="4" w:color="E9ECEF"/>
               <w:left w:val="single" w:sz="4" w:color="E9ECEF"/>
@@ -3587,7 +3587,7 @@
         </w:tc>
         <w:tc>
           <w:tcPr>
-            <w:tcW w:type="dxa" w:w="1872"/>
+            <w:tcW w:type="dxa" w:w="1728"/>
             <w:tcBorders>
               <w:top w:val="single" w:sz="4" w:color="E9ECEF"/>
               <w:left w:val="single" w:sz="4" w:color="E9ECEF"/>
@@ -3613,7 +3613,7 @@
         </w:tc>
         <w:tc>
           <w:tcPr>
-            <w:tcW w:type="dxa" w:w="1872"/>
+            <w:tcW w:type="dxa" w:w="1728"/>
             <w:tcBorders>
               <w:top w:val="single" w:sz="4" w:color="E9ECEF"/>
               <w:left w:val="single" w:sz="4" w:color="E9ECEF"/>
@@ -3688,7 +3688,7 @@
                 <w:color w:val="59595B"/>
                 <w:sz w:val="19"/>
               </w:rPr>
-              <w:t>2026-02-24</w:t>
+              <w:t>—</w:t>
             </w:r>
           </w:p>
         </w:tc>
@@ -3721,7 +3721,7 @@
         </w:tc>
         <w:tc>
           <w:tcPr>
-            <w:tcW w:type="dxa" w:w="2592"/>
+            <w:tcW w:type="dxa" w:w="2448"/>
             <w:shd w:val="clear" w:color="auto" w:fill="F8F9FA"/>
             <w:tcBorders>
               <w:top w:val="single" w:sz="4" w:color="E9ECEF"/>
@@ -3748,7 +3748,7 @@
         </w:tc>
         <w:tc>
           <w:tcPr>
-            <w:tcW w:type="dxa" w:w="1872"/>
+            <w:tcW w:type="dxa" w:w="1728"/>
             <w:shd w:val="clear" w:color="auto" w:fill="F8F9FA"/>
             <w:tcBorders>
               <w:top w:val="single" w:sz="4" w:color="E9ECEF"/>
@@ -3775,7 +3775,7 @@
         </w:tc>
         <w:tc>
           <w:tcPr>
-            <w:tcW w:type="dxa" w:w="1872"/>
+            <w:tcW w:type="dxa" w:w="1728"/>
             <w:shd w:val="clear" w:color="auto" w:fill="F8F9FA"/>
             <w:tcBorders>
               <w:top w:val="single" w:sz="4" w:color="E9ECEF"/>
@@ -3851,7 +3851,7 @@
                 <w:color w:val="59595B"/>
                 <w:sz w:val="19"/>
               </w:rPr>
-              <w:t>2026-02-24</w:t>
+              <w:t>—</w:t>
             </w:r>
           </w:p>
         </w:tc>
@@ -3883,7 +3883,7 @@
         </w:tc>
         <w:tc>
           <w:tcPr>
-            <w:tcW w:type="dxa" w:w="2592"/>
+            <w:tcW w:type="dxa" w:w="2448"/>
             <w:tcBorders>
               <w:top w:val="single" w:sz="4" w:color="E9ECEF"/>
               <w:left w:val="single" w:sz="4" w:color="E9ECEF"/>
@@ -3909,7 +3909,7 @@
         </w:tc>
         <w:tc>
           <w:tcPr>
-            <w:tcW w:type="dxa" w:w="1872"/>
+            <w:tcW w:type="dxa" w:w="1728"/>
             <w:tcBorders>
               <w:top w:val="single" w:sz="4" w:color="E9ECEF"/>
               <w:left w:val="single" w:sz="4" w:color="E9ECEF"/>
@@ -3935,7 +3935,7 @@
         </w:tc>
         <w:tc>
           <w:tcPr>
-            <w:tcW w:type="dxa" w:w="1872"/>
+            <w:tcW w:type="dxa" w:w="1728"/>
             <w:tcBorders>
               <w:top w:val="single" w:sz="4" w:color="E9ECEF"/>
               <w:left w:val="single" w:sz="4" w:color="E9ECEF"/>
@@ -4010,7 +4010,7 @@
                 <w:color w:val="59595B"/>
                 <w:sz w:val="19"/>
               </w:rPr>
-              <w:t>2026-02-24</w:t>
+              <w:t>—</w:t>
             </w:r>
           </w:p>
         </w:tc>
@@ -4043,7 +4043,7 @@
         </w:tc>
         <w:tc>
           <w:tcPr>
-            <w:tcW w:type="dxa" w:w="2592"/>
+            <w:tcW w:type="dxa" w:w="2448"/>
             <w:shd w:val="clear" w:color="auto" w:fill="F8F9FA"/>
             <w:tcBorders>
               <w:top w:val="single" w:sz="4" w:color="E9ECEF"/>
@@ -4070,7 +4070,7 @@
         </w:tc>
         <w:tc>
           <w:tcPr>
-            <w:tcW w:type="dxa" w:w="1872"/>
+            <w:tcW w:type="dxa" w:w="1728"/>
             <w:shd w:val="clear" w:color="auto" w:fill="F8F9FA"/>
             <w:tcBorders>
               <w:top w:val="single" w:sz="4" w:color="E9ECEF"/>
@@ -4097,7 +4097,7 @@
         </w:tc>
         <w:tc>
           <w:tcPr>
-            <w:tcW w:type="dxa" w:w="1872"/>
+            <w:tcW w:type="dxa" w:w="1728"/>
             <w:shd w:val="clear" w:color="auto" w:fill="F8F9FA"/>
             <w:tcBorders>
               <w:top w:val="single" w:sz="4" w:color="E9ECEF"/>
@@ -4173,7 +4173,7 @@
                 <w:color w:val="59595B"/>
                 <w:sz w:val="19"/>
               </w:rPr>
-              <w:t>2026-02-24</w:t>
+              <w:t>—</w:t>
             </w:r>
           </w:p>
         </w:tc>
@@ -4205,7 +4205,7 @@
         </w:tc>
         <w:tc>
           <w:tcPr>
-            <w:tcW w:type="dxa" w:w="2592"/>
+            <w:tcW w:type="dxa" w:w="2448"/>
             <w:tcBorders>
               <w:top w:val="single" w:sz="4" w:color="E9ECEF"/>
               <w:left w:val="single" w:sz="4" w:color="E9ECEF"/>
@@ -4231,7 +4231,7 @@
         </w:tc>
         <w:tc>
           <w:tcPr>
-            <w:tcW w:type="dxa" w:w="1872"/>
+            <w:tcW w:type="dxa" w:w="1728"/>
             <w:tcBorders>
               <w:top w:val="single" w:sz="4" w:color="E9ECEF"/>
               <w:left w:val="single" w:sz="4" w:color="E9ECEF"/>
@@ -4257,7 +4257,7 @@
         </w:tc>
         <w:tc>
           <w:tcPr>
-            <w:tcW w:type="dxa" w:w="1872"/>
+            <w:tcW w:type="dxa" w:w="1728"/>
             <w:tcBorders>
               <w:top w:val="single" w:sz="4" w:color="E9ECEF"/>
               <w:left w:val="single" w:sz="4" w:color="E9ECEF"/>
@@ -4332,7 +4332,7 @@
                 <w:color w:val="59595B"/>
                 <w:sz w:val="19"/>
               </w:rPr>
-              <w:t>2026-02-21</w:t>
+              <w:t>—</w:t>
             </w:r>
           </w:p>
         </w:tc>
@@ -4365,7 +4365,7 @@
         </w:tc>
         <w:tc>
           <w:tcPr>
-            <w:tcW w:type="dxa" w:w="2592"/>
+            <w:tcW w:type="dxa" w:w="2448"/>
             <w:shd w:val="clear" w:color="auto" w:fill="F8F9FA"/>
             <w:tcBorders>
               <w:top w:val="single" w:sz="4" w:color="E9ECEF"/>
@@ -4392,7 +4392,7 @@
         </w:tc>
         <w:tc>
           <w:tcPr>
-            <w:tcW w:type="dxa" w:w="1872"/>
+            <w:tcW w:type="dxa" w:w="1728"/>
             <w:shd w:val="clear" w:color="auto" w:fill="F8F9FA"/>
             <w:tcBorders>
               <w:top w:val="single" w:sz="4" w:color="E9ECEF"/>
@@ -4419,7 +4419,7 @@
         </w:tc>
         <w:tc>
           <w:tcPr>
-            <w:tcW w:type="dxa" w:w="1872"/>
+            <w:tcW w:type="dxa" w:w="1728"/>
             <w:shd w:val="clear" w:color="auto" w:fill="F8F9FA"/>
             <w:tcBorders>
               <w:top w:val="single" w:sz="4" w:color="E9ECEF"/>
@@ -4495,7 +4495,7 @@
                 <w:color w:val="59595B"/>
                 <w:sz w:val="19"/>
               </w:rPr>
-              <w:t>2026-02-20</w:t>
+              <w:t>—</w:t>
             </w:r>
           </w:p>
         </w:tc>
@@ -4527,7 +4527,7 @@
         </w:tc>
         <w:tc>
           <w:tcPr>
-            <w:tcW w:type="dxa" w:w="2592"/>
+            <w:tcW w:type="dxa" w:w="2448"/>
             <w:tcBorders>
               <w:top w:val="single" w:sz="4" w:color="E9ECEF"/>
               <w:left w:val="single" w:sz="4" w:color="E9ECEF"/>
@@ -4553,7 +4553,7 @@
         </w:tc>
         <w:tc>
           <w:tcPr>
-            <w:tcW w:type="dxa" w:w="1872"/>
+            <w:tcW w:type="dxa" w:w="1728"/>
             <w:tcBorders>
               <w:top w:val="single" w:sz="4" w:color="E9ECEF"/>
               <w:left w:val="single" w:sz="4" w:color="E9ECEF"/>
@@ -4579,7 +4579,7 @@
         </w:tc>
         <w:tc>
           <w:tcPr>
-            <w:tcW w:type="dxa" w:w="1872"/>
+            <w:tcW w:type="dxa" w:w="1728"/>
             <w:tcBorders>
               <w:top w:val="single" w:sz="4" w:color="E9ECEF"/>
               <w:left w:val="single" w:sz="4" w:color="E9ECEF"/>
@@ -4654,7 +4654,7 @@
                 <w:color w:val="59595B"/>
                 <w:sz w:val="19"/>
               </w:rPr>
-              <w:t>2026-02-24</w:t>
+              <w:t>—</w:t>
             </w:r>
           </w:p>
         </w:tc>
@@ -4687,7 +4687,7 @@
         </w:tc>
         <w:tc>
           <w:tcPr>
-            <w:tcW w:type="dxa" w:w="2592"/>
+            <w:tcW w:type="dxa" w:w="2448"/>
             <w:shd w:val="clear" w:color="auto" w:fill="F8F9FA"/>
             <w:tcBorders>
               <w:top w:val="single" w:sz="4" w:color="E9ECEF"/>
@@ -4714,7 +4714,7 @@
         </w:tc>
         <w:tc>
           <w:tcPr>
-            <w:tcW w:type="dxa" w:w="1872"/>
+            <w:tcW w:type="dxa" w:w="1728"/>
             <w:shd w:val="clear" w:color="auto" w:fill="F8F9FA"/>
             <w:tcBorders>
               <w:top w:val="single" w:sz="4" w:color="E9ECEF"/>
@@ -4741,7 +4741,7 @@
         </w:tc>
         <w:tc>
           <w:tcPr>
-            <w:tcW w:type="dxa" w:w="1872"/>
+            <w:tcW w:type="dxa" w:w="1728"/>
             <w:shd w:val="clear" w:color="auto" w:fill="F8F9FA"/>
             <w:tcBorders>
               <w:top w:val="single" w:sz="4" w:color="E9ECEF"/>
@@ -4817,7 +4817,7 @@
                 <w:color w:val="59595B"/>
                 <w:sz w:val="19"/>
               </w:rPr>
-              <w:t>2026-02-25</w:t>
+              <w:t>—</w:t>
             </w:r>
           </w:p>
         </w:tc>
@@ -4849,7 +4849,7 @@
         </w:tc>
         <w:tc>
           <w:tcPr>
-            <w:tcW w:type="dxa" w:w="2592"/>
+            <w:tcW w:type="dxa" w:w="2448"/>
             <w:tcBorders>
               <w:top w:val="single" w:sz="4" w:color="E9ECEF"/>
               <w:left w:val="single" w:sz="4" w:color="E9ECEF"/>
@@ -4875,7 +4875,7 @@
         </w:tc>
         <w:tc>
           <w:tcPr>
-            <w:tcW w:type="dxa" w:w="1872"/>
+            <w:tcW w:type="dxa" w:w="1728"/>
             <w:tcBorders>
               <w:top w:val="single" w:sz="4" w:color="E9ECEF"/>
               <w:left w:val="single" w:sz="4" w:color="E9ECEF"/>
@@ -4901,7 +4901,7 @@
         </w:tc>
         <w:tc>
           <w:tcPr>
-            <w:tcW w:type="dxa" w:w="1872"/>
+            <w:tcW w:type="dxa" w:w="1728"/>
             <w:tcBorders>
               <w:top w:val="single" w:sz="4" w:color="E9ECEF"/>
               <w:left w:val="single" w:sz="4" w:color="E9ECEF"/>
@@ -4976,7 +4976,7 @@
                 <w:color w:val="59595B"/>
                 <w:sz w:val="19"/>
               </w:rPr>
-              <w:t>2026-02-24</w:t>
+              <w:t>—</w:t>
             </w:r>
           </w:p>
         </w:tc>
@@ -5009,7 +5009,7 @@
         </w:tc>
         <w:tc>
           <w:tcPr>
-            <w:tcW w:type="dxa" w:w="2592"/>
+            <w:tcW w:type="dxa" w:w="2448"/>
             <w:shd w:val="clear" w:color="auto" w:fill="F8F9FA"/>
             <w:tcBorders>
               <w:top w:val="single" w:sz="4" w:color="E9ECEF"/>
@@ -5036,7 +5036,7 @@
         </w:tc>
         <w:tc>
           <w:tcPr>
-            <w:tcW w:type="dxa" w:w="1872"/>
+            <w:tcW w:type="dxa" w:w="1728"/>
             <w:shd w:val="clear" w:color="auto" w:fill="F8F9FA"/>
             <w:tcBorders>
               <w:top w:val="single" w:sz="4" w:color="E9ECEF"/>
@@ -5063,7 +5063,7 @@
         </w:tc>
         <w:tc>
           <w:tcPr>
-            <w:tcW w:type="dxa" w:w="1872"/>
+            <w:tcW w:type="dxa" w:w="1728"/>
             <w:shd w:val="clear" w:color="auto" w:fill="F8F9FA"/>
             <w:tcBorders>
               <w:top w:val="single" w:sz="4" w:color="E9ECEF"/>
@@ -5139,7 +5139,7 @@
                 <w:color w:val="59595B"/>
                 <w:sz w:val="19"/>
               </w:rPr>
-              <w:t>2026-02-20</w:t>
+              <w:t>—</w:t>
             </w:r>
           </w:p>
         </w:tc>
@@ -5171,7 +5171,7 @@
         </w:tc>
         <w:tc>
           <w:tcPr>
-            <w:tcW w:type="dxa" w:w="2592"/>
+            <w:tcW w:type="dxa" w:w="2448"/>
             <w:tcBorders>
               <w:top w:val="single" w:sz="4" w:color="E9ECEF"/>
               <w:left w:val="single" w:sz="4" w:color="E9ECEF"/>
@@ -5197,7 +5197,7 @@
         </w:tc>
         <w:tc>
           <w:tcPr>
-            <w:tcW w:type="dxa" w:w="1872"/>
+            <w:tcW w:type="dxa" w:w="1728"/>
             <w:tcBorders>
               <w:top w:val="single" w:sz="4" w:color="E9ECEF"/>
               <w:left w:val="single" w:sz="4" w:color="E9ECEF"/>
@@ -5223,7 +5223,7 @@
         </w:tc>
         <w:tc>
           <w:tcPr>
-            <w:tcW w:type="dxa" w:w="1872"/>
+            <w:tcW w:type="dxa" w:w="1728"/>
             <w:tcBorders>
               <w:top w:val="single" w:sz="4" w:color="E9ECEF"/>
               <w:left w:val="single" w:sz="4" w:color="E9ECEF"/>
@@ -5298,7 +5298,7 @@
                 <w:color w:val="59595B"/>
                 <w:sz w:val="19"/>
               </w:rPr>
-              <w:t>2026-02-15</w:t>
+              <w:t>—</w:t>
             </w:r>
           </w:p>
         </w:tc>
@@ -5331,7 +5331,7 @@
         </w:tc>
         <w:tc>
           <w:tcPr>
-            <w:tcW w:type="dxa" w:w="2592"/>
+            <w:tcW w:type="dxa" w:w="2448"/>
             <w:shd w:val="clear" w:color="auto" w:fill="F8F9FA"/>
             <w:tcBorders>
               <w:top w:val="single" w:sz="4" w:color="E9ECEF"/>
@@ -5358,7 +5358,7 @@
         </w:tc>
         <w:tc>
           <w:tcPr>
-            <w:tcW w:type="dxa" w:w="1872"/>
+            <w:tcW w:type="dxa" w:w="1728"/>
             <w:shd w:val="clear" w:color="auto" w:fill="F8F9FA"/>
             <w:tcBorders>
               <w:top w:val="single" w:sz="4" w:color="E9ECEF"/>
@@ -5385,7 +5385,7 @@
         </w:tc>
         <w:tc>
           <w:tcPr>
-            <w:tcW w:type="dxa" w:w="1872"/>
+            <w:tcW w:type="dxa" w:w="1728"/>
             <w:shd w:val="clear" w:color="auto" w:fill="F8F9FA"/>
             <w:tcBorders>
               <w:top w:val="single" w:sz="4" w:color="E9ECEF"/>
@@ -5461,7 +5461,7 @@
                 <w:color w:val="59595B"/>
                 <w:sz w:val="19"/>
               </w:rPr>
-              <w:t>2026-02-24</w:t>
+              <w:t>—</w:t>
             </w:r>
           </w:p>
         </w:tc>
@@ -5493,7 +5493,7 @@
         </w:tc>
         <w:tc>
           <w:tcPr>
-            <w:tcW w:type="dxa" w:w="2592"/>
+            <w:tcW w:type="dxa" w:w="2448"/>
             <w:tcBorders>
               <w:top w:val="single" w:sz="4" w:color="E9ECEF"/>
               <w:left w:val="single" w:sz="4" w:color="E9ECEF"/>
@@ -5519,7 +5519,7 @@
         </w:tc>
         <w:tc>
           <w:tcPr>
-            <w:tcW w:type="dxa" w:w="1872"/>
+            <w:tcW w:type="dxa" w:w="1728"/>
             <w:tcBorders>
               <w:top w:val="single" w:sz="4" w:color="E9ECEF"/>
               <w:left w:val="single" w:sz="4" w:color="E9ECEF"/>
@@ -5545,7 +5545,7 @@
         </w:tc>
         <w:tc>
           <w:tcPr>
-            <w:tcW w:type="dxa" w:w="1872"/>
+            <w:tcW w:type="dxa" w:w="1728"/>
             <w:tcBorders>
               <w:top w:val="single" w:sz="4" w:color="E9ECEF"/>
               <w:left w:val="single" w:sz="4" w:color="E9ECEF"/>
@@ -5620,7 +5620,7 @@
                 <w:color w:val="59595B"/>
                 <w:sz w:val="19"/>
               </w:rPr>
-              <w:t>2026-02-24</w:t>
+              <w:t>—</w:t>
             </w:r>
           </w:p>
         </w:tc>
@@ -5653,7 +5653,7 @@
         </w:tc>
         <w:tc>
           <w:tcPr>
-            <w:tcW w:type="dxa" w:w="2592"/>
+            <w:tcW w:type="dxa" w:w="2448"/>
             <w:shd w:val="clear" w:color="auto" w:fill="F8F9FA"/>
             <w:tcBorders>
               <w:top w:val="single" w:sz="4" w:color="E9ECEF"/>
@@ -5680,7 +5680,7 @@
         </w:tc>
         <w:tc>
           <w:tcPr>
-            <w:tcW w:type="dxa" w:w="1872"/>
+            <w:tcW w:type="dxa" w:w="1728"/>
             <w:shd w:val="clear" w:color="auto" w:fill="F8F9FA"/>
             <w:tcBorders>
               <w:top w:val="single" w:sz="4" w:color="E9ECEF"/>
@@ -5707,7 +5707,7 @@
         </w:tc>
         <w:tc>
           <w:tcPr>
-            <w:tcW w:type="dxa" w:w="1872"/>
+            <w:tcW w:type="dxa" w:w="1728"/>
             <w:shd w:val="clear" w:color="auto" w:fill="F8F9FA"/>
             <w:tcBorders>
               <w:top w:val="single" w:sz="4" w:color="E9ECEF"/>
@@ -5783,7 +5783,7 @@
                 <w:color w:val="59595B"/>
                 <w:sz w:val="19"/>
               </w:rPr>
-              <w:t>2026-02-28</w:t>
+              <w:t>—</w:t>
             </w:r>
           </w:p>
         </w:tc>
@@ -5815,7 +5815,7 @@
         </w:tc>
         <w:tc>
           <w:tcPr>
-            <w:tcW w:type="dxa" w:w="2592"/>
+            <w:tcW w:type="dxa" w:w="2448"/>
             <w:tcBorders>
               <w:top w:val="single" w:sz="4" w:color="E9ECEF"/>
               <w:left w:val="single" w:sz="4" w:color="E9ECEF"/>
@@ -5841,7 +5841,7 @@
         </w:tc>
         <w:tc>
           <w:tcPr>
-            <w:tcW w:type="dxa" w:w="1872"/>
+            <w:tcW w:type="dxa" w:w="1728"/>
             <w:tcBorders>
               <w:top w:val="single" w:sz="4" w:color="E9ECEF"/>
               <w:left w:val="single" w:sz="4" w:color="E9ECEF"/>
@@ -5867,7 +5867,7 @@
         </w:tc>
         <w:tc>
           <w:tcPr>
-            <w:tcW w:type="dxa" w:w="1872"/>
+            <w:tcW w:type="dxa" w:w="1728"/>
             <w:tcBorders>
               <w:top w:val="single" w:sz="4" w:color="E9ECEF"/>
               <w:left w:val="single" w:sz="4" w:color="E9ECEF"/>
@@ -5942,7 +5942,7 @@
                 <w:color w:val="59595B"/>
                 <w:sz w:val="19"/>
               </w:rPr>
-              <w:t>2026-02-28</w:t>
+              <w:t>—</w:t>
             </w:r>
           </w:p>
         </w:tc>
@@ -5975,7 +5975,7 @@
         </w:tc>
         <w:tc>
           <w:tcPr>
-            <w:tcW w:type="dxa" w:w="2592"/>
+            <w:tcW w:type="dxa" w:w="2448"/>
             <w:shd w:val="clear" w:color="auto" w:fill="F8F9FA"/>
             <w:tcBorders>
               <w:top w:val="single" w:sz="4" w:color="E9ECEF"/>
@@ -6002,7 +6002,7 @@
         </w:tc>
         <w:tc>
           <w:tcPr>
-            <w:tcW w:type="dxa" w:w="1872"/>
+            <w:tcW w:type="dxa" w:w="1728"/>
             <w:shd w:val="clear" w:color="auto" w:fill="F8F9FA"/>
             <w:tcBorders>
               <w:top w:val="single" w:sz="4" w:color="E9ECEF"/>
@@ -6029,7 +6029,7 @@
         </w:tc>
         <w:tc>
           <w:tcPr>
-            <w:tcW w:type="dxa" w:w="1872"/>
+            <w:tcW w:type="dxa" w:w="1728"/>
             <w:shd w:val="clear" w:color="auto" w:fill="F8F9FA"/>
             <w:tcBorders>
               <w:top w:val="single" w:sz="4" w:color="E9ECEF"/>
@@ -6105,7 +6105,7 @@
                 <w:color w:val="59595B"/>
                 <w:sz w:val="19"/>
               </w:rPr>
-              <w:t>2026-02-28</w:t>
+              <w:t>—</w:t>
             </w:r>
           </w:p>
         </w:tc>
@@ -6137,7 +6137,7 @@
         </w:tc>
         <w:tc>
           <w:tcPr>
-            <w:tcW w:type="dxa" w:w="2592"/>
+            <w:tcW w:type="dxa" w:w="2448"/>
             <w:tcBorders>
               <w:top w:val="single" w:sz="4" w:color="E9ECEF"/>
               <w:left w:val="single" w:sz="4" w:color="E9ECEF"/>
@@ -6163,7 +6163,7 @@
         </w:tc>
         <w:tc>
           <w:tcPr>
-            <w:tcW w:type="dxa" w:w="1872"/>
+            <w:tcW w:type="dxa" w:w="1728"/>
             <w:tcBorders>
               <w:top w:val="single" w:sz="4" w:color="E9ECEF"/>
               <w:left w:val="single" w:sz="4" w:color="E9ECEF"/>
@@ -6189,7 +6189,7 @@
         </w:tc>
         <w:tc>
           <w:tcPr>
-            <w:tcW w:type="dxa" w:w="1872"/>
+            <w:tcW w:type="dxa" w:w="1728"/>
             <w:tcBorders>
               <w:top w:val="single" w:sz="4" w:color="E9ECEF"/>
               <w:left w:val="single" w:sz="4" w:color="E9ECEF"/>
@@ -6264,7 +6264,7 @@
                 <w:color w:val="59595B"/>
                 <w:sz w:val="19"/>
               </w:rPr>
-              <w:t>2026-02-20</w:t>
+              <w:t>—</w:t>
             </w:r>
           </w:p>
         </w:tc>
@@ -6297,7 +6297,7 @@
         </w:tc>
         <w:tc>
           <w:tcPr>
-            <w:tcW w:type="dxa" w:w="2592"/>
+            <w:tcW w:type="dxa" w:w="2448"/>
             <w:shd w:val="clear" w:color="auto" w:fill="F8F9FA"/>
             <w:tcBorders>
               <w:top w:val="single" w:sz="4" w:color="E9ECEF"/>
@@ -6324,7 +6324,7 @@
         </w:tc>
         <w:tc>
           <w:tcPr>
-            <w:tcW w:type="dxa" w:w="1872"/>
+            <w:tcW w:type="dxa" w:w="1728"/>
             <w:shd w:val="clear" w:color="auto" w:fill="F8F9FA"/>
             <w:tcBorders>
               <w:top w:val="single" w:sz="4" w:color="E9ECEF"/>
@@ -6351,7 +6351,7 @@
         </w:tc>
         <w:tc>
           <w:tcPr>
-            <w:tcW w:type="dxa" w:w="1872"/>
+            <w:tcW w:type="dxa" w:w="1728"/>
             <w:shd w:val="clear" w:color="auto" w:fill="F8F9FA"/>
             <w:tcBorders>
               <w:top w:val="single" w:sz="4" w:color="E9ECEF"/>
@@ -6427,7 +6427,7 @@
                 <w:color w:val="59595B"/>
                 <w:sz w:val="19"/>
               </w:rPr>
-              <w:t>2026-02-24</w:t>
+              <w:t>—</w:t>
             </w:r>
           </w:p>
         </w:tc>
@@ -6459,7 +6459,7 @@
         </w:tc>
         <w:tc>
           <w:tcPr>
-            <w:tcW w:type="dxa" w:w="2592"/>
+            <w:tcW w:type="dxa" w:w="2448"/>
             <w:tcBorders>
               <w:top w:val="single" w:sz="4" w:color="E9ECEF"/>
               <w:left w:val="single" w:sz="4" w:color="E9ECEF"/>
@@ -6485,7 +6485,7 @@
         </w:tc>
         <w:tc>
           <w:tcPr>
-            <w:tcW w:type="dxa" w:w="1872"/>
+            <w:tcW w:type="dxa" w:w="1728"/>
             <w:tcBorders>
               <w:top w:val="single" w:sz="4" w:color="E9ECEF"/>
               <w:left w:val="single" w:sz="4" w:color="E9ECEF"/>
@@ -6511,7 +6511,7 @@
         </w:tc>
         <w:tc>
           <w:tcPr>
-            <w:tcW w:type="dxa" w:w="1872"/>
+            <w:tcW w:type="dxa" w:w="1728"/>
             <w:tcBorders>
               <w:top w:val="single" w:sz="4" w:color="E9ECEF"/>
               <w:left w:val="single" w:sz="4" w:color="E9ECEF"/>
@@ -6586,7 +6586,7 @@
                 <w:color w:val="59595B"/>
                 <w:sz w:val="19"/>
               </w:rPr>
-              <w:t>2026-02-20</w:t>
+              <w:t>—</w:t>
             </w:r>
           </w:p>
         </w:tc>
@@ -6619,7 +6619,7 @@
         </w:tc>
         <w:tc>
           <w:tcPr>
-            <w:tcW w:type="dxa" w:w="2592"/>
+            <w:tcW w:type="dxa" w:w="2448"/>
             <w:shd w:val="clear" w:color="auto" w:fill="F8F9FA"/>
             <w:tcBorders>
               <w:top w:val="single" w:sz="4" w:color="E9ECEF"/>
@@ -6646,7 +6646,7 @@
         </w:tc>
         <w:tc>
           <w:tcPr>
-            <w:tcW w:type="dxa" w:w="1872"/>
+            <w:tcW w:type="dxa" w:w="1728"/>
             <w:shd w:val="clear" w:color="auto" w:fill="F8F9FA"/>
             <w:tcBorders>
               <w:top w:val="single" w:sz="4" w:color="E9ECEF"/>
@@ -6673,7 +6673,7 @@
         </w:tc>
         <w:tc>
           <w:tcPr>
-            <w:tcW w:type="dxa" w:w="1872"/>
+            <w:tcW w:type="dxa" w:w="1728"/>
             <w:shd w:val="clear" w:color="auto" w:fill="F8F9FA"/>
             <w:tcBorders>
               <w:top w:val="single" w:sz="4" w:color="E9ECEF"/>
@@ -6749,7 +6749,7 @@
                 <w:color w:val="59595B"/>
                 <w:sz w:val="19"/>
               </w:rPr>
-              <w:t>2026-02-25</w:t>
+              <w:t>—</w:t>
             </w:r>
           </w:p>
         </w:tc>
@@ -6781,7 +6781,7 @@
         </w:tc>
         <w:tc>
           <w:tcPr>
-            <w:tcW w:type="dxa" w:w="2592"/>
+            <w:tcW w:type="dxa" w:w="2448"/>
             <w:tcBorders>
               <w:top w:val="single" w:sz="4" w:color="E9ECEF"/>
               <w:left w:val="single" w:sz="4" w:color="E9ECEF"/>
@@ -6807,7 +6807,7 @@
         </w:tc>
         <w:tc>
           <w:tcPr>
-            <w:tcW w:type="dxa" w:w="1872"/>
+            <w:tcW w:type="dxa" w:w="1728"/>
             <w:tcBorders>
               <w:top w:val="single" w:sz="4" w:color="E9ECEF"/>
               <w:left w:val="single" w:sz="4" w:color="E9ECEF"/>
@@ -6833,7 +6833,7 @@
         </w:tc>
         <w:tc>
           <w:tcPr>
-            <w:tcW w:type="dxa" w:w="1872"/>
+            <w:tcW w:type="dxa" w:w="1728"/>
             <w:tcBorders>
               <w:top w:val="single" w:sz="4" w:color="E9ECEF"/>
               <w:left w:val="single" w:sz="4" w:color="E9ECEF"/>
@@ -6908,7 +6908,7 @@
                 <w:color w:val="59595B"/>
                 <w:sz w:val="19"/>
               </w:rPr>
-              <w:t>2026-02-24</w:t>
+              <w:t>—</w:t>
             </w:r>
           </w:p>
         </w:tc>
@@ -6941,7 +6941,7 @@
         </w:tc>
         <w:tc>
           <w:tcPr>
-            <w:tcW w:type="dxa" w:w="2592"/>
+            <w:tcW w:type="dxa" w:w="2448"/>
             <w:shd w:val="clear" w:color="auto" w:fill="F8F9FA"/>
             <w:tcBorders>
               <w:top w:val="single" w:sz="4" w:color="E9ECEF"/>
@@ -6968,7 +6968,7 @@
         </w:tc>
         <w:tc>
           <w:tcPr>
-            <w:tcW w:type="dxa" w:w="1872"/>
+            <w:tcW w:type="dxa" w:w="1728"/>
             <w:shd w:val="clear" w:color="auto" w:fill="F8F9FA"/>
             <w:tcBorders>
               <w:top w:val="single" w:sz="4" w:color="E9ECEF"/>
@@ -6995,7 +6995,7 @@
         </w:tc>
         <w:tc>
           <w:tcPr>
-            <w:tcW w:type="dxa" w:w="1872"/>
+            <w:tcW w:type="dxa" w:w="1728"/>
             <w:shd w:val="clear" w:color="auto" w:fill="F8F9FA"/>
             <w:tcBorders>
               <w:top w:val="single" w:sz="4" w:color="E9ECEF"/>
@@ -7071,7 +7071,7 @@
                 <w:color w:val="59595B"/>
                 <w:sz w:val="19"/>
               </w:rPr>
-              <w:t>2026-02-20</w:t>
+              <w:t>—</w:t>
             </w:r>
           </w:p>
         </w:tc>
@@ -7103,7 +7103,7 @@
         </w:tc>
         <w:tc>
           <w:tcPr>
-            <w:tcW w:type="dxa" w:w="2592"/>
+            <w:tcW w:type="dxa" w:w="2448"/>
             <w:tcBorders>
               <w:top w:val="single" w:sz="4" w:color="E9ECEF"/>
               <w:left w:val="single" w:sz="4" w:color="E9ECEF"/>
@@ -7129,7 +7129,7 @@
         </w:tc>
         <w:tc>
           <w:tcPr>
-            <w:tcW w:type="dxa" w:w="1872"/>
+            <w:tcW w:type="dxa" w:w="1728"/>
             <w:tcBorders>
               <w:top w:val="single" w:sz="4" w:color="E9ECEF"/>
               <w:left w:val="single" w:sz="4" w:color="E9ECEF"/>
@@ -7155,7 +7155,7 @@
         </w:tc>
         <w:tc>
           <w:tcPr>
-            <w:tcW w:type="dxa" w:w="1872"/>
+            <w:tcW w:type="dxa" w:w="1728"/>
             <w:tcBorders>
               <w:top w:val="single" w:sz="4" w:color="E9ECEF"/>
               <w:left w:val="single" w:sz="4" w:color="E9ECEF"/>
@@ -7230,7 +7230,7 @@
                 <w:color w:val="59595B"/>
                 <w:sz w:val="19"/>
               </w:rPr>
-              <w:t>2026-02-28</w:t>
+              <w:t>—</w:t>
             </w:r>
           </w:p>
         </w:tc>
@@ -7263,7 +7263,7 @@
         </w:tc>
         <w:tc>
           <w:tcPr>
-            <w:tcW w:type="dxa" w:w="2592"/>
+            <w:tcW w:type="dxa" w:w="2448"/>
             <w:shd w:val="clear" w:color="auto" w:fill="F8F9FA"/>
             <w:tcBorders>
               <w:top w:val="single" w:sz="4" w:color="E9ECEF"/>
@@ -7290,7 +7290,7 @@
         </w:tc>
         <w:tc>
           <w:tcPr>
-            <w:tcW w:type="dxa" w:w="1872"/>
+            <w:tcW w:type="dxa" w:w="1728"/>
             <w:shd w:val="clear" w:color="auto" w:fill="F8F9FA"/>
             <w:tcBorders>
               <w:top w:val="single" w:sz="4" w:color="E9ECEF"/>
@@ -7317,7 +7317,7 @@
         </w:tc>
         <w:tc>
           <w:tcPr>
-            <w:tcW w:type="dxa" w:w="1872"/>
+            <w:tcW w:type="dxa" w:w="1728"/>
             <w:shd w:val="clear" w:color="auto" w:fill="F8F9FA"/>
             <w:tcBorders>
               <w:top w:val="single" w:sz="4" w:color="E9ECEF"/>
@@ -7393,7 +7393,7 @@
                 <w:color w:val="59595B"/>
                 <w:sz w:val="19"/>
               </w:rPr>
-              <w:t>2026-02-15</w:t>
+              <w:t>—</w:t>
             </w:r>
           </w:p>
         </w:tc>
@@ -7425,7 +7425,7 @@
         </w:tc>
         <w:tc>
           <w:tcPr>
-            <w:tcW w:type="dxa" w:w="2592"/>
+            <w:tcW w:type="dxa" w:w="2448"/>
             <w:tcBorders>
               <w:top w:val="single" w:sz="4" w:color="E9ECEF"/>
               <w:left w:val="single" w:sz="4" w:color="E9ECEF"/>
@@ -7451,7 +7451,7 @@
         </w:tc>
         <w:tc>
           <w:tcPr>
-            <w:tcW w:type="dxa" w:w="1872"/>
+            <w:tcW w:type="dxa" w:w="1728"/>
             <w:tcBorders>
               <w:top w:val="single" w:sz="4" w:color="E9ECEF"/>
               <w:left w:val="single" w:sz="4" w:color="E9ECEF"/>
@@ -7477,7 +7477,7 @@
         </w:tc>
         <w:tc>
           <w:tcPr>
-            <w:tcW w:type="dxa" w:w="1872"/>
+            <w:tcW w:type="dxa" w:w="1728"/>
             <w:tcBorders>
               <w:top w:val="single" w:sz="4" w:color="E9ECEF"/>
               <w:left w:val="single" w:sz="4" w:color="E9ECEF"/>
@@ -7552,7 +7552,7 @@
                 <w:color w:val="59595B"/>
                 <w:sz w:val="19"/>
               </w:rPr>
-              <w:t>2026-02-15</w:t>
+              <w:t>—</w:t>
             </w:r>
           </w:p>
         </w:tc>
@@ -7585,7 +7585,7 @@
         </w:tc>
         <w:tc>
           <w:tcPr>
-            <w:tcW w:type="dxa" w:w="2592"/>
+            <w:tcW w:type="dxa" w:w="2448"/>
             <w:shd w:val="clear" w:color="auto" w:fill="F8F9FA"/>
             <w:tcBorders>
               <w:top w:val="single" w:sz="4" w:color="E9ECEF"/>
@@ -7612,7 +7612,7 @@
         </w:tc>
         <w:tc>
           <w:tcPr>
-            <w:tcW w:type="dxa" w:w="1872"/>
+            <w:tcW w:type="dxa" w:w="1728"/>
             <w:shd w:val="clear" w:color="auto" w:fill="F8F9FA"/>
             <w:tcBorders>
               <w:top w:val="single" w:sz="4" w:color="E9ECEF"/>
@@ -7639,7 +7639,7 @@
         </w:tc>
         <w:tc>
           <w:tcPr>
-            <w:tcW w:type="dxa" w:w="1872"/>
+            <w:tcW w:type="dxa" w:w="1728"/>
             <w:shd w:val="clear" w:color="auto" w:fill="F8F9FA"/>
             <w:tcBorders>
               <w:top w:val="single" w:sz="4" w:color="E9ECEF"/>
@@ -7715,7 +7715,7 @@
                 <w:color w:val="59595B"/>
                 <w:sz w:val="19"/>
               </w:rPr>
-              <w:t>2026-02-10</w:t>
+              <w:t>—</w:t>
             </w:r>
           </w:p>
         </w:tc>
@@ -7747,7 +7747,7 @@
         </w:tc>
         <w:tc>
           <w:tcPr>
-            <w:tcW w:type="dxa" w:w="2592"/>
+            <w:tcW w:type="dxa" w:w="2448"/>
             <w:tcBorders>
               <w:top w:val="single" w:sz="4" w:color="E9ECEF"/>
               <w:left w:val="single" w:sz="4" w:color="E9ECEF"/>
@@ -7773,7 +7773,7 @@
         </w:tc>
         <w:tc>
           <w:tcPr>
-            <w:tcW w:type="dxa" w:w="1872"/>
+            <w:tcW w:type="dxa" w:w="1728"/>
             <w:tcBorders>
               <w:top w:val="single" w:sz="4" w:color="E9ECEF"/>
               <w:left w:val="single" w:sz="4" w:color="E9ECEF"/>
@@ -7799,7 +7799,7 @@
         </w:tc>
         <w:tc>
           <w:tcPr>
-            <w:tcW w:type="dxa" w:w="1872"/>
+            <w:tcW w:type="dxa" w:w="1728"/>
             <w:tcBorders>
               <w:top w:val="single" w:sz="4" w:color="E9ECEF"/>
               <w:left w:val="single" w:sz="4" w:color="E9ECEF"/>
@@ -7874,7 +7874,7 @@
                 <w:color w:val="59595B"/>
                 <w:sz w:val="19"/>
               </w:rPr>
-              <w:t>2026-02-15</w:t>
+              <w:t>—</w:t>
             </w:r>
           </w:p>
         </w:tc>
@@ -7907,7 +7907,7 @@
         </w:tc>
         <w:tc>
           <w:tcPr>
-            <w:tcW w:type="dxa" w:w="2592"/>
+            <w:tcW w:type="dxa" w:w="2448"/>
             <w:shd w:val="clear" w:color="auto" w:fill="F8F9FA"/>
             <w:tcBorders>
               <w:top w:val="single" w:sz="4" w:color="E9ECEF"/>
@@ -7934,7 +7934,7 @@
         </w:tc>
         <w:tc>
           <w:tcPr>
-            <w:tcW w:type="dxa" w:w="1872"/>
+            <w:tcW w:type="dxa" w:w="1728"/>
             <w:shd w:val="clear" w:color="auto" w:fill="F8F9FA"/>
             <w:tcBorders>
               <w:top w:val="single" w:sz="4" w:color="E9ECEF"/>
@@ -7961,7 +7961,7 @@
         </w:tc>
         <w:tc>
           <w:tcPr>
-            <w:tcW w:type="dxa" w:w="1872"/>
+            <w:tcW w:type="dxa" w:w="1728"/>
             <w:shd w:val="clear" w:color="auto" w:fill="F8F9FA"/>
             <w:tcBorders>
               <w:top w:val="single" w:sz="4" w:color="E9ECEF"/>
@@ -8037,7 +8037,7 @@
                 <w:color w:val="59595B"/>
                 <w:sz w:val="19"/>
               </w:rPr>
-              <w:t>2026-02-10</w:t>
+              <w:t>—</w:t>
             </w:r>
           </w:p>
         </w:tc>
@@ -8069,7 +8069,7 @@
         </w:tc>
         <w:tc>
           <w:tcPr>
-            <w:tcW w:type="dxa" w:w="2592"/>
+            <w:tcW w:type="dxa" w:w="2448"/>
             <w:tcBorders>
               <w:top w:val="single" w:sz="4" w:color="E9ECEF"/>
               <w:left w:val="single" w:sz="4" w:color="E9ECEF"/>
@@ -8095,7 +8095,7 @@
         </w:tc>
         <w:tc>
           <w:tcPr>
-            <w:tcW w:type="dxa" w:w="1872"/>
+            <w:tcW w:type="dxa" w:w="1728"/>
             <w:tcBorders>
               <w:top w:val="single" w:sz="4" w:color="E9ECEF"/>
               <w:left w:val="single" w:sz="4" w:color="E9ECEF"/>
@@ -8121,7 +8121,7 @@
         </w:tc>
         <w:tc>
           <w:tcPr>
-            <w:tcW w:type="dxa" w:w="1872"/>
+            <w:tcW w:type="dxa" w:w="1728"/>
             <w:tcBorders>
               <w:top w:val="single" w:sz="4" w:color="E9ECEF"/>
               <w:left w:val="single" w:sz="4" w:color="E9ECEF"/>
@@ -8196,7 +8196,7 @@
                 <w:color w:val="59595B"/>
                 <w:sz w:val="19"/>
               </w:rPr>
-              <w:t>2026-02-16</w:t>
+              <w:t>—</w:t>
             </w:r>
           </w:p>
         </w:tc>
@@ -8229,7 +8229,7 @@
         </w:tc>
         <w:tc>
           <w:tcPr>
-            <w:tcW w:type="dxa" w:w="2592"/>
+            <w:tcW w:type="dxa" w:w="2448"/>
             <w:shd w:val="clear" w:color="auto" w:fill="F8F9FA"/>
             <w:tcBorders>
               <w:top w:val="single" w:sz="4" w:color="E9ECEF"/>
@@ -8256,7 +8256,7 @@
         </w:tc>
         <w:tc>
           <w:tcPr>
-            <w:tcW w:type="dxa" w:w="1872"/>
+            <w:tcW w:type="dxa" w:w="1728"/>
             <w:shd w:val="clear" w:color="auto" w:fill="F8F9FA"/>
             <w:tcBorders>
               <w:top w:val="single" w:sz="4" w:color="E9ECEF"/>
@@ -8283,7 +8283,7 @@
         </w:tc>
         <w:tc>
           <w:tcPr>
-            <w:tcW w:type="dxa" w:w="1872"/>
+            <w:tcW w:type="dxa" w:w="1728"/>
             <w:shd w:val="clear" w:color="auto" w:fill="F8F9FA"/>
             <w:tcBorders>
               <w:top w:val="single" w:sz="4" w:color="E9ECEF"/>
@@ -8359,7 +8359,7 @@
                 <w:color w:val="59595B"/>
                 <w:sz w:val="19"/>
               </w:rPr>
-              <w:t>2026-02-10</w:t>
+              <w:t>—</w:t>
             </w:r>
           </w:p>
         </w:tc>
@@ -8391,7 +8391,7 @@
         </w:tc>
         <w:tc>
           <w:tcPr>
-            <w:tcW w:type="dxa" w:w="2592"/>
+            <w:tcW w:type="dxa" w:w="2448"/>
             <w:tcBorders>
               <w:top w:val="single" w:sz="4" w:color="E9ECEF"/>
               <w:left w:val="single" w:sz="4" w:color="E9ECEF"/>
@@ -8417,7 +8417,7 @@
         </w:tc>
         <w:tc>
           <w:tcPr>
-            <w:tcW w:type="dxa" w:w="1872"/>
+            <w:tcW w:type="dxa" w:w="1728"/>
             <w:tcBorders>
               <w:top w:val="single" w:sz="4" w:color="E9ECEF"/>
               <w:left w:val="single" w:sz="4" w:color="E9ECEF"/>
@@ -8443,7 +8443,7 @@
         </w:tc>
         <w:tc>
           <w:tcPr>
-            <w:tcW w:type="dxa" w:w="1872"/>
+            <w:tcW w:type="dxa" w:w="1728"/>
             <w:tcBorders>
               <w:top w:val="single" w:sz="4" w:color="E9ECEF"/>
               <w:left w:val="single" w:sz="4" w:color="E9ECEF"/>
@@ -8518,7 +8518,7 @@
                 <w:color w:val="59595B"/>
                 <w:sz w:val="19"/>
               </w:rPr>
-              <w:t>2026-02-18</w:t>
+              <w:t>—</w:t>
             </w:r>
           </w:p>
         </w:tc>
@@ -8551,7 +8551,7 @@
         </w:tc>
         <w:tc>
           <w:tcPr>
-            <w:tcW w:type="dxa" w:w="2592"/>
+            <w:tcW w:type="dxa" w:w="2448"/>
             <w:shd w:val="clear" w:color="auto" w:fill="F8F9FA"/>
             <w:tcBorders>
               <w:top w:val="single" w:sz="4" w:color="E9ECEF"/>
@@ -8578,7 +8578,7 @@
         </w:tc>
         <w:tc>
           <w:tcPr>
-            <w:tcW w:type="dxa" w:w="1872"/>
+            <w:tcW w:type="dxa" w:w="1728"/>
             <w:shd w:val="clear" w:color="auto" w:fill="F8F9FA"/>
             <w:tcBorders>
               <w:top w:val="single" w:sz="4" w:color="E9ECEF"/>
@@ -8605,7 +8605,7 @@
         </w:tc>
         <w:tc>
           <w:tcPr>
-            <w:tcW w:type="dxa" w:w="1872"/>
+            <w:tcW w:type="dxa" w:w="1728"/>
             <w:shd w:val="clear" w:color="auto" w:fill="F8F9FA"/>
             <w:tcBorders>
               <w:top w:val="single" w:sz="4" w:color="E9ECEF"/>
@@ -8681,7 +8681,7 @@
                 <w:color w:val="59595B"/>
                 <w:sz w:val="19"/>
               </w:rPr>
-              <w:t>2026-02-17</w:t>
+              <w:t>—</w:t>
             </w:r>
           </w:p>
         </w:tc>
@@ -8713,7 +8713,7 @@
         </w:tc>
         <w:tc>
           <w:tcPr>
-            <w:tcW w:type="dxa" w:w="2592"/>
+            <w:tcW w:type="dxa" w:w="2448"/>
             <w:tcBorders>
               <w:top w:val="single" w:sz="4" w:color="E9ECEF"/>
               <w:left w:val="single" w:sz="4" w:color="E9ECEF"/>
@@ -8739,7 +8739,7 @@
         </w:tc>
         <w:tc>
           <w:tcPr>
-            <w:tcW w:type="dxa" w:w="1872"/>
+            <w:tcW w:type="dxa" w:w="1728"/>
             <w:tcBorders>
               <w:top w:val="single" w:sz="4" w:color="E9ECEF"/>
               <w:left w:val="single" w:sz="4" w:color="E9ECEF"/>
@@ -8765,7 +8765,7 @@
         </w:tc>
         <w:tc>
           <w:tcPr>
-            <w:tcW w:type="dxa" w:w="1872"/>
+            <w:tcW w:type="dxa" w:w="1728"/>
             <w:tcBorders>
               <w:top w:val="single" w:sz="4" w:color="E9ECEF"/>
               <w:left w:val="single" w:sz="4" w:color="E9ECEF"/>
@@ -8840,7 +8840,7 @@
                 <w:color w:val="59595B"/>
                 <w:sz w:val="19"/>
               </w:rPr>
-              <w:t>2026-02-10</w:t>
+              <w:t>—</w:t>
             </w:r>
           </w:p>
         </w:tc>
@@ -8873,7 +8873,7 @@
         </w:tc>
         <w:tc>
           <w:tcPr>
-            <w:tcW w:type="dxa" w:w="2592"/>
+            <w:tcW w:type="dxa" w:w="2448"/>
             <w:shd w:val="clear" w:color="auto" w:fill="F8F9FA"/>
             <w:tcBorders>
               <w:top w:val="single" w:sz="4" w:color="E9ECEF"/>
@@ -8900,7 +8900,7 @@
         </w:tc>
         <w:tc>
           <w:tcPr>
-            <w:tcW w:type="dxa" w:w="1872"/>
+            <w:tcW w:type="dxa" w:w="1728"/>
             <w:shd w:val="clear" w:color="auto" w:fill="F8F9FA"/>
             <w:tcBorders>
               <w:top w:val="single" w:sz="4" w:color="E9ECEF"/>
@@ -8927,7 +8927,7 @@
         </w:tc>
         <w:tc>
           <w:tcPr>
-            <w:tcW w:type="dxa" w:w="1872"/>
+            <w:tcW w:type="dxa" w:w="1728"/>
             <w:shd w:val="clear" w:color="auto" w:fill="F8F9FA"/>
             <w:tcBorders>
               <w:top w:val="single" w:sz="4" w:color="E9ECEF"/>
@@ -8993,7 +8993,7 @@
           <w:color w:val="59595B"/>
           <w:sz w:val="20"/>
         </w:rPr>
-        <w:t>Showing 40 of 55 alerts. Full list available on request.</w:t>
+        <w:t>Showing 40 of 55 alerts. Full list available on request — email support@technijian.com.</w:t>
       </w:r>
     </w:p>
     <w:p>
@@ -9238,6 +9238,78 @@
                 <w:color w:val="006DB6"/>
                 <w:sz w:val="28"/>
               </w:rPr>
+              <w:t xml:space="preserve">  Industry News &amp; Vendor Innovations</w:t>
+            </w:r>
+          </w:p>
+        </w:tc>
+      </w:tr>
+    </w:tbl>
+    <w:p>
+      <w:pPr>
+        <w:spacing w:after="160"/>
+      </w:pPr>
+      <w:r>
+        <w:rPr>
+          <w:rFonts w:ascii="Open Sans" w:hAnsi="Open Sans"/>
+          <w:b w:val="0"/>
+          <w:i w:val="0"/>
+          <w:color w:val="59595B"/>
+          <w:sz w:val="22"/>
+        </w:rPr>
+        <w:t>CrowdStrike announced no major platform changes this month. Routine detection-content updates and sensor improvements continued to roll out automatically. Technijian tracks CrowdStrike's release notes monthly so future updates land in this section as they're published.</w:t>
+      </w:r>
+    </w:p>
+    <w:p/>
+    <w:tbl>
+      <w:tblPr>
+        <w:tblW w:type="auto" w:w="0"/>
+        <w:tblLayout w:type="fixed"/>
+        <w:tblLook w:firstColumn="1" w:firstRow="1" w:lastColumn="0" w:lastRow="0" w:noHBand="0" w:noVBand="1" w:val="04A0"/>
+      </w:tblPr>
+      <w:tblGrid>
+        <w:gridCol w:w="94"/>
+        <w:gridCol w:w="8976"/>
+      </w:tblGrid>
+      <w:tr>
+        <w:tc>
+          <w:tcPr>
+            <w:tcW w:type="dxa" w:w="94"/>
+            <w:shd w:val="clear" w:color="auto" w:fill="006DB6"/>
+            <w:tcBorders>
+              <w:top w:val="nil"/>
+              <w:left w:val="nil"/>
+              <w:bottom w:val="nil"/>
+              <w:right w:val="nil"/>
+              <w:insideH w:val="nil"/>
+              <w:insideV w:val="nil"/>
+            </w:tcBorders>
+          </w:tcPr>
+          <w:p/>
+        </w:tc>
+        <w:tc>
+          <w:tcPr>
+            <w:tcW w:type="dxa" w:w="8976"/>
+            <w:tcBorders>
+              <w:top w:val="nil"/>
+              <w:left w:val="nil"/>
+              <w:bottom w:val="nil"/>
+              <w:right w:val="nil"/>
+              <w:insideH w:val="nil"/>
+              <w:insideV w:val="nil"/>
+            </w:tcBorders>
+          </w:tcPr>
+          <w:p>
+            <w:pPr>
+              <w:spacing w:before="80" w:after="80"/>
+            </w:pPr>
+            <w:r>
+              <w:rPr>
+                <w:rFonts w:ascii="Open Sans" w:hAnsi="Open Sans"/>
+                <w:b/>
+                <w:i w:val="0"/>
+                <w:color w:val="006DB6"/>
+                <w:sz w:val="28"/>
+              </w:rPr>
               <w:t xml:space="preserve">  Recommendations</w:t>
             </w:r>
           </w:p>
@@ -9432,7 +9504,7 @@
                 <w:color w:val="59595B"/>
                 <w:sz w:val="19"/>
               </w:rPr>
-              <w:t>2026-02-21</w:t>
+              <w:t>—</w:t>
             </w:r>
           </w:p>
         </w:tc>
@@ -9565,7 +9637,7 @@
                 <w:color w:val="59595B"/>
                 <w:sz w:val="19"/>
               </w:rPr>
-              <w:t>2026-02-24</w:t>
+              <w:t>—</w:t>
             </w:r>
           </w:p>
         </w:tc>
@@ -9701,7 +9773,7 @@
                 <w:color w:val="59595B"/>
                 <w:sz w:val="19"/>
               </w:rPr>
-              <w:t>2026-02-24</w:t>
+              <w:t>—</w:t>
             </w:r>
           </w:p>
         </w:tc>
@@ -9834,7 +9906,7 @@
                 <w:color w:val="59595B"/>
                 <w:sz w:val="19"/>
               </w:rPr>
-              <w:t>2026-02-24</w:t>
+              <w:t>—</w:t>
             </w:r>
           </w:p>
         </w:tc>
@@ -9970,7 +10042,7 @@
                 <w:color w:val="59595B"/>
                 <w:sz w:val="19"/>
               </w:rPr>
-              <w:t>2026-02-20</w:t>
+              <w:t>—</w:t>
             </w:r>
           </w:p>
         </w:tc>
@@ -10103,7 +10175,7 @@
                 <w:color w:val="59595B"/>
                 <w:sz w:val="19"/>
               </w:rPr>
-              <w:t>2026-02-25</w:t>
+              <w:t>—</w:t>
             </w:r>
           </w:p>
         </w:tc>
@@ -10239,7 +10311,7 @@
                 <w:color w:val="59595B"/>
                 <w:sz w:val="19"/>
               </w:rPr>
-              <w:t>2026-02-20</w:t>
+              <w:t>—</w:t>
             </w:r>
           </w:p>
         </w:tc>
@@ -10372,7 +10444,7 @@
                 <w:color w:val="59595B"/>
                 <w:sz w:val="19"/>
               </w:rPr>
-              <w:t>2026-02-24</w:t>
+              <w:t>—</w:t>
             </w:r>
           </w:p>
         </w:tc>
@@ -10508,7 +10580,7 @@
                 <w:color w:val="59595B"/>
                 <w:sz w:val="19"/>
               </w:rPr>
-              <w:t>2026-02-20</w:t>
+              <w:t>—</w:t>
             </w:r>
           </w:p>
         </w:tc>
@@ -10641,7 +10713,7 @@
                 <w:color w:val="59595B"/>
                 <w:sz w:val="19"/>
               </w:rPr>
-              <w:t>2026-02-28</w:t>
+              <w:t>—</w:t>
             </w:r>
           </w:p>
         </w:tc>
@@ -10777,7 +10849,7 @@
                 <w:color w:val="59595B"/>
                 <w:sz w:val="19"/>
               </w:rPr>
-              <w:t>2026-02-10</w:t>
+              <w:t>—</w:t>
             </w:r>
           </w:p>
         </w:tc>
@@ -10910,7 +10982,7 @@
                 <w:color w:val="59595B"/>
                 <w:sz w:val="19"/>
               </w:rPr>
-              <w:t>2026-02-15</w:t>
+              <w:t>—</w:t>
             </w:r>
           </w:p>
         </w:tc>
@@ -11046,7 +11118,7 @@
                 <w:color w:val="59595B"/>
                 <w:sz w:val="19"/>
               </w:rPr>
-              <w:t>2026-02-10</w:t>
+              <w:t>—</w:t>
             </w:r>
           </w:p>
         </w:tc>
@@ -11179,7 +11251,7 @@
                 <w:color w:val="59595B"/>
                 <w:sz w:val="19"/>
               </w:rPr>
-              <w:t>2026-02-10</w:t>
+              <w:t>—</w:t>
             </w:r>
           </w:p>
         </w:tc>
@@ -11315,7 +11387,7 @@
                 <w:color w:val="59595B"/>
                 <w:sz w:val="19"/>
               </w:rPr>
-              <w:t>2026-02-18</w:t>
+              <w:t>—</w:t>
             </w:r>
           </w:p>
         </w:tc>
@@ -11448,7 +11520,7 @@
                 <w:color w:val="59595B"/>
                 <w:sz w:val="19"/>
               </w:rPr>
-              <w:t>2026-02-10</w:t>
+              <w:t>—</w:t>
             </w:r>
           </w:p>
         </w:tc>
@@ -11584,7 +11656,7 @@
                 <w:color w:val="59595B"/>
                 <w:sz w:val="19"/>
               </w:rPr>
-              <w:t>2026-02-05</w:t>
+              <w:t>—</w:t>
             </w:r>
           </w:p>
         </w:tc>
@@ -11717,7 +11789,7 @@
                 <w:color w:val="59595B"/>
                 <w:sz w:val="19"/>
               </w:rPr>
-              <w:t>2026-02-05</w:t>
+              <w:t>—</w:t>
             </w:r>
           </w:p>
         </w:tc>
@@ -11853,7 +11925,7 @@
                 <w:color w:val="59595B"/>
                 <w:sz w:val="19"/>
               </w:rPr>
-              <w:t>2026-02-05</w:t>
+              <w:t>—</w:t>
             </w:r>
           </w:p>
         </w:tc>
@@ -11986,7 +12058,7 @@
                 <w:color w:val="59595B"/>
                 <w:sz w:val="19"/>
               </w:rPr>
-              <w:t>2026-02-05</w:t>
+              <w:t>—</w:t>
             </w:r>
           </w:p>
         </w:tc>
@@ -12112,7 +12184,7 @@
           <w:color w:val="59595B"/>
           <w:sz w:val="22"/>
         </w:rPr>
-        <w:t>Recommended action: work with your Technijian contact to review each open Critical/High alert, confirm no further attacker activity is present, and close or suppress confirmed false positives.</w:t>
+        <w:t>Recommended action: email support@technijian.com to review each open Critical/High alert with our team, confirm no further attacker activity is present, and close or suppress confirmed false positives.</w:t>
       </w:r>
     </w:p>
     <w:p/>
@@ -12143,7 +12215,184 @@
           <w:color w:val="59595B"/>
           <w:sz w:val="22"/>
         </w:rPr>
-        <w:t>The CrowdStrike daily pull scheduled task has not yet been registered on the Technijian monitoring workstation. Once registered, future reports will include full endpoint inventory with sensor version, OS distribution, and check-in age analysis. Contact your Technijian account manager to schedule this one-time setup step.</w:t>
+        <w:t>The CrowdStrike daily pull scheduled task has not yet been registered on the Technijian monitoring workstation. Once registered, future reports will include full endpoint inventory with sensor version, OS distribution, and check-in age analysis. Email support@technijian.com to schedule this one-time setup step.</w:t>
+      </w:r>
+    </w:p>
+    <w:p/>
+    <w:tbl>
+      <w:tblPr>
+        <w:tblW w:type="auto" w:w="0"/>
+        <w:tblLayout w:type="fixed"/>
+        <w:tblLook w:firstColumn="1" w:firstRow="1" w:lastColumn="0" w:lastRow="0" w:noHBand="0" w:noVBand="1" w:val="04A0"/>
+      </w:tblPr>
+      <w:tblGrid>
+        <w:gridCol w:w="94"/>
+        <w:gridCol w:w="8976"/>
+      </w:tblGrid>
+      <w:tr>
+        <w:tc>
+          <w:tcPr>
+            <w:tcW w:type="dxa" w:w="94"/>
+            <w:shd w:val="clear" w:color="auto" w:fill="006DB6"/>
+            <w:tcBorders>
+              <w:top w:val="nil"/>
+              <w:left w:val="nil"/>
+              <w:bottom w:val="nil"/>
+              <w:right w:val="nil"/>
+              <w:insideH w:val="nil"/>
+              <w:insideV w:val="nil"/>
+            </w:tcBorders>
+          </w:tcPr>
+          <w:p/>
+        </w:tc>
+        <w:tc>
+          <w:tcPr>
+            <w:tcW w:type="dxa" w:w="8976"/>
+            <w:tcBorders>
+              <w:top w:val="nil"/>
+              <w:left w:val="nil"/>
+              <w:bottom w:val="nil"/>
+              <w:right w:val="nil"/>
+              <w:insideH w:val="nil"/>
+              <w:insideV w:val="nil"/>
+            </w:tcBorders>
+          </w:tcPr>
+          <w:p>
+            <w:pPr>
+              <w:spacing w:before="80" w:after="80"/>
+            </w:pPr>
+            <w:r>
+              <w:rPr>
+                <w:rFonts w:ascii="Open Sans" w:hAnsi="Open Sans"/>
+                <w:b/>
+                <w:i w:val="0"/>
+                <w:color w:val="006DB6"/>
+                <w:sz w:val="28"/>
+              </w:rPr>
+              <w:t xml:space="preserve">  How This Protection Works</w:t>
+            </w:r>
+          </w:p>
+        </w:tc>
+      </w:tr>
+    </w:tbl>
+    <w:p>
+      <w:pPr>
+        <w:spacing w:after="160"/>
+      </w:pPr>
+      <w:r>
+        <w:rPr>
+          <w:rFonts w:ascii="Open Sans" w:hAnsi="Open Sans"/>
+          <w:b w:val="0"/>
+          <w:i w:val="0"/>
+          <w:color w:val="59595B"/>
+          <w:sz w:val="22"/>
+        </w:rPr>
+        <w:t>Your endpoints are protected by a layered security stack — CrowdStrike Falcon and Huntress working alongside each other — chosen and managed by Technijian as an MSP best-practice configuration. Here's what each piece does and why we run both.</w:t>
+      </w:r>
+    </w:p>
+    <w:p>
+      <w:pPr>
+        <w:spacing w:after="160"/>
+      </w:pPr>
+      <w:r>
+        <w:rPr>
+          <w:rFonts w:ascii="Open Sans" w:hAnsi="Open Sans"/>
+          <w:b/>
+          <w:i w:val="0"/>
+          <w:color w:val="1A1A2E"/>
+          <w:sz w:val="24"/>
+        </w:rPr>
+        <w:t>CrowdStrike Falcon: AI-driven EDR with the Falcon Overwatch SOC</w:t>
+      </w:r>
+    </w:p>
+    <w:p>
+      <w:pPr>
+        <w:spacing w:after="160"/>
+      </w:pPr>
+      <w:r>
+        <w:rPr>
+          <w:rFonts w:ascii="Open Sans" w:hAnsi="Open Sans"/>
+          <w:b w:val="0"/>
+          <w:i w:val="0"/>
+          <w:color w:val="59595B"/>
+          <w:sz w:val="22"/>
+        </w:rPr>
+        <w:t>CrowdStrike Falcon is the EDR (Endpoint Detection and Response) layer. Falcon's behavioral AI inspects every process, network connection, and file operation on your endpoints in real time and stops identified threats before they can execute. On top of the AI, CrowdStrike's Falcon Overwatch managed-threat-hunting team — the same elite NOC that protects Fortune 500s and government agencies — watches your environment 24×7 looking for the kind of slow, low-and-slow adversary tradecraft that automated detection alone can miss. Overwatch hunters reach out directly when they see something that needs immediate action.</w:t>
+      </w:r>
+    </w:p>
+    <w:p>
+      <w:pPr>
+        <w:spacing w:after="160"/>
+      </w:pPr>
+      <w:r>
+        <w:rPr>
+          <w:rFonts w:ascii="Open Sans" w:hAnsi="Open Sans"/>
+          <w:b/>
+          <w:i w:val="0"/>
+          <w:color w:val="1A1A2E"/>
+          <w:sz w:val="24"/>
+        </w:rPr>
+        <w:t>Huntress: managed detection &amp; response with a 24×7 SOC</w:t>
+      </w:r>
+    </w:p>
+    <w:p>
+      <w:pPr>
+        <w:spacing w:after="160"/>
+      </w:pPr>
+      <w:r>
+        <w:rPr>
+          <w:rFonts w:ascii="Open Sans" w:hAnsi="Open Sans"/>
+          <w:b w:val="0"/>
+          <w:i w:val="0"/>
+          <w:color w:val="59595B"/>
+          <w:sz w:val="22"/>
+        </w:rPr>
+        <w:t>Huntress runs its own Security Operations Center staffed with threat hunters who review every signal that fires on your endpoints around the clock — not just nights and weekends, but 24×7×365. When the Huntress agent flags suspicious behavior (persistence mechanisms, process injection, credential abuse, known-bad files), the activity is examined by Huntress threat hunters BEFORE it ever reaches Technijian. False positives are filtered out at the source so that what does reach our team is signal, not noise. When Huntress sees something that needs attention, they coordinate response with Technijian and provide guided remediation playbooks.</w:t>
+      </w:r>
+    </w:p>
+    <w:p>
+      <w:pPr>
+        <w:spacing w:after="160"/>
+      </w:pPr>
+      <w:r>
+        <w:rPr>
+          <w:rFonts w:ascii="Open Sans" w:hAnsi="Open Sans"/>
+          <w:b/>
+          <w:i w:val="0"/>
+          <w:color w:val="1A1A2E"/>
+          <w:sz w:val="24"/>
+        </w:rPr>
+        <w:t>Why both? Defense in depth.</w:t>
+      </w:r>
+    </w:p>
+    <w:p>
+      <w:pPr>
+        <w:spacing w:after="160"/>
+      </w:pPr>
+      <w:r>
+        <w:rPr>
+          <w:rFonts w:ascii="Open Sans" w:hAnsi="Open Sans"/>
+          <w:b w:val="0"/>
+          <w:i w:val="0"/>
+          <w:color w:val="59595B"/>
+          <w:sz w:val="22"/>
+        </w:rPr>
+        <w:t>CrowdStrike and Huntress are deliberately complementary. CrowdStrike's Falcon is industry-leading nation-state-grade EDR with the broadest telemetry collection and the most mature threat-intel feed in the market. Huntress is tuned for the SMB and mid-market threat landscape — phishing-driven footholds, persistence tradecraft, credential theft, and the kinds of attacks that target managed-service customers. They use different detection styles, different telemetry sources, and different threat-intelligence pipelines.</w:t>
+      </w:r>
+    </w:p>
+    <w:p>
+      <w:pPr>
+        <w:spacing w:after="160"/>
+      </w:pPr>
+      <w:r>
+        <w:rPr>
+          <w:rFonts w:ascii="Open Sans" w:hAnsi="Open Sans"/>
+          <w:b w:val="0"/>
+          <w:i w:val="0"/>
+          <w:color w:val="59595B"/>
+          <w:sz w:val="22"/>
+        </w:rPr>
+        <w:t>Running them together gives your endpoints two independent sets of expert eyes — CrowdStrike's Overwatch team and Huntress's SOC — both watching 24×7. If one platform misses something, the other is extremely likely to catch it. This redundant, layered approach is the configuration Technijian recommends as best-in-class endpoint protection for clients who can't afford a security incident.</w:t>
       </w:r>
     </w:p>
     <w:p/>

--- a/clients/bst/crowdstrike/monthly/2026-02/BST-CrowdStrike-Activity-2026-02.docx
+++ b/clients/bst/crowdstrike/monthly/2026-02/BST-CrowdStrike-Activity-2026-02.docx
@@ -12216,6 +12216,175 @@
           <w:sz w:val="22"/>
         </w:rPr>
         <w:t>The CrowdStrike daily pull scheduled task has not yet been registered on the Technijian monitoring workstation. Once registered, future reports will include full endpoint inventory with sensor version, OS distribution, and check-in age analysis. Email support@technijian.com to schedule this one-time setup step.</w:t>
+      </w:r>
+    </w:p>
+    <w:p/>
+    <w:tbl>
+      <w:tblPr>
+        <w:tblW w:type="auto" w:w="0"/>
+        <w:tblLayout w:type="fixed"/>
+        <w:tblLook w:firstColumn="1" w:firstRow="1" w:lastColumn="0" w:lastRow="0" w:noHBand="0" w:noVBand="1" w:val="04A0"/>
+      </w:tblPr>
+      <w:tblGrid>
+        <w:gridCol w:w="94"/>
+        <w:gridCol w:w="8976"/>
+      </w:tblGrid>
+      <w:tr>
+        <w:tc>
+          <w:tcPr>
+            <w:tcW w:type="dxa" w:w="94"/>
+            <w:shd w:val="clear" w:color="auto" w:fill="006DB6"/>
+            <w:tcBorders>
+              <w:top w:val="nil"/>
+              <w:left w:val="nil"/>
+              <w:bottom w:val="nil"/>
+              <w:right w:val="nil"/>
+              <w:insideH w:val="nil"/>
+              <w:insideV w:val="nil"/>
+            </w:tcBorders>
+          </w:tcPr>
+          <w:p/>
+        </w:tc>
+        <w:tc>
+          <w:tcPr>
+            <w:tcW w:type="dxa" w:w="8976"/>
+            <w:tcBorders>
+              <w:top w:val="nil"/>
+              <w:left w:val="nil"/>
+              <w:bottom w:val="nil"/>
+              <w:right w:val="nil"/>
+              <w:insideH w:val="nil"/>
+              <w:insideV w:val="nil"/>
+            </w:tcBorders>
+          </w:tcPr>
+          <w:p>
+            <w:pPr>
+              <w:spacing w:before="80" w:after="80"/>
+            </w:pPr>
+            <w:r>
+              <w:rPr>
+                <w:rFonts w:ascii="Open Sans" w:hAnsi="Open Sans"/>
+                <w:b/>
+                <w:i w:val="0"/>
+                <w:color w:val="006DB6"/>
+                <w:sz w:val="28"/>
+              </w:rPr>
+              <w:t xml:space="preserve">  Compliance Alignment</w:t>
+            </w:r>
+          </w:p>
+        </w:tc>
+      </w:tr>
+    </w:tbl>
+    <w:p>
+      <w:pPr>
+        <w:spacing w:after="160"/>
+      </w:pPr>
+      <w:r>
+        <w:rPr>
+          <w:rFonts w:ascii="Open Sans" w:hAnsi="Open Sans"/>
+          <w:b w:val="0"/>
+          <w:i w:val="0"/>
+          <w:color w:val="59595B"/>
+          <w:sz w:val="22"/>
+        </w:rPr>
+        <w:t>This client's industry classification is Environmental Services. Based on that classification, the data Technijian's stack is helping protect is most likely characterized as: Customer PII.</w:t>
+      </w:r>
+    </w:p>
+    <w:p>
+      <w:pPr>
+        <w:spacing w:after="160"/>
+      </w:pPr>
+      <w:r>
+        <w:rPr>
+          <w:rFonts w:ascii="Open Sans" w:hAnsi="Open Sans"/>
+          <w:b w:val="0"/>
+          <w:i w:val="0"/>
+          <w:color w:val="59595B"/>
+          <w:sz w:val="21"/>
+        </w:rPr>
+        <w:t>Environmental services firms keep regulatory records (waste manifests, disposal logs) under EPA rules. General CCPA applies to customer/employee PII.</w:t>
+      </w:r>
+    </w:p>
+    <w:p>
+      <w:pPr>
+        <w:spacing w:after="160"/>
+      </w:pPr>
+      <w:r>
+        <w:rPr>
+          <w:rFonts w:ascii="Open Sans" w:hAnsi="Open Sans"/>
+          <w:b/>
+          <w:i w:val="0"/>
+          <w:color w:val="1A1A2E"/>
+          <w:sz w:val="22"/>
+        </w:rPr>
+        <w:t>How Technijian's monitoring stack supports each framework:</w:t>
+      </w:r>
+    </w:p>
+    <w:p>
+      <w:pPr>
+        <w:pStyle w:val="ListBullet"/>
+        <w:spacing w:after="80"/>
+      </w:pPr>
+      <w:r>
+        <w:rPr>
+          <w:rFonts w:ascii="Open Sans" w:hAnsi="Open Sans"/>
+          <w:b/>
+          <w:i w:val="0"/>
+          <w:color w:val="1A1A2E"/>
+          <w:sz w:val="22"/>
+        </w:rPr>
+        <w:t xml:space="preserve">California CCPA: </w:t>
+      </w:r>
+      <w:r>
+        <w:rPr>
+          <w:rFonts w:ascii="Open Sans" w:hAnsi="Open Sans"/>
+          <w:b w:val="0"/>
+          <w:i w:val="0"/>
+          <w:color w:val="59595B"/>
+          <w:sz w:val="22"/>
+        </w:rPr>
+        <w:t>breach-detection and incident-response capabilities support CCPA §1798.150 reasonable-security obligations and the 72-hour notification window for incidents involving California-resident PII.</w:t>
+      </w:r>
+    </w:p>
+    <w:p>
+      <w:pPr>
+        <w:pStyle w:val="ListBullet"/>
+        <w:spacing w:after="80"/>
+      </w:pPr>
+      <w:r>
+        <w:rPr>
+          <w:rFonts w:ascii="Open Sans" w:hAnsi="Open Sans"/>
+          <w:b/>
+          <w:i w:val="0"/>
+          <w:color w:val="1A1A2E"/>
+          <w:sz w:val="22"/>
+        </w:rPr>
+        <w:t xml:space="preserve">EPA records: </w:t>
+      </w:r>
+      <w:r>
+        <w:rPr>
+          <w:rFonts w:ascii="Open Sans" w:hAnsi="Open Sans"/>
+          <w:b w:val="0"/>
+          <w:i w:val="0"/>
+          <w:color w:val="59595B"/>
+          <w:sz w:val="22"/>
+        </w:rPr>
+        <w:t>tamper-evident audit logs around recordkeeping systems support EPA regulatory document-retention requirements.</w:t>
+      </w:r>
+    </w:p>
+    <w:p>
+      <w:pPr>
+        <w:spacing w:after="160"/>
+      </w:pPr>
+      <w:r>
+        <w:rPr>
+          <w:rFonts w:ascii="Open Sans" w:hAnsi="Open Sans"/>
+          <w:b w:val="0"/>
+          <w:i w:val="0"/>
+          <w:color w:val="59595B"/>
+          <w:sz w:val="19"/>
+        </w:rPr>
+        <w:t>This classification was generated automatically from the client's name and contact-domain signals. If the industry or compliance scope shown here doesn't match your operations, please reply to this report and we'll update the classification — Technijian's team can also produce a deeper compliance-posture report on request.</w:t>
       </w:r>
     </w:p>
     <w:p/>

--- a/clients/bst/crowdstrike/monthly/2026-02/BST-CrowdStrike-Activity-2026-02.docx
+++ b/clients/bst/crowdstrike/monthly/2026-02/BST-CrowdStrike-Activity-2026-02.docx
@@ -9185,6 +9185,68 @@
           <w:sz w:val="22"/>
         </w:rPr>
         <w:t>Endpoint inventory, sensor version, and detection telemetry were captured to support your security posture reviews and compliance reporting.</w:t>
+      </w:r>
+    </w:p>
+    <w:p>
+      <w:pPr>
+        <w:spacing w:after="160"/>
+      </w:pPr>
+      <w:r>
+        <w:rPr>
+          <w:rFonts w:ascii="Open Sans" w:hAnsi="Open Sans"/>
+          <w:b/>
+          <w:i w:val="0"/>
+          <w:color w:val="1A1A2E"/>
+          <w:sz w:val="24"/>
+        </w:rPr>
+        <w:t>Specific work delivered this month</w:t>
+      </w:r>
+    </w:p>
+    <w:p>
+      <w:pPr>
+        <w:spacing w:after="160"/>
+      </w:pPr>
+      <w:r>
+        <w:rPr>
+          <w:rFonts w:ascii="Open Sans" w:hAnsi="Open Sans"/>
+          <w:b w:val="0"/>
+          <w:i w:val="0"/>
+          <w:color w:val="59595B"/>
+          <w:sz w:val="22"/>
+        </w:rPr>
+        <w:t>These items are pulled directly from the time entries and tickets logged by Technijian's team during the period — actual work, not estimates.</w:t>
+      </w:r>
+    </w:p>
+    <w:p>
+      <w:pPr>
+        <w:pStyle w:val="ListBullet"/>
+        <w:spacing w:after="80"/>
+      </w:pPr>
+      <w:r>
+        <w:rPr>
+          <w:rFonts w:ascii="Open Sans" w:hAnsi="Open Sans"/>
+          <w:b w:val="0"/>
+          <w:i w:val="0"/>
+          <w:color w:val="59595B"/>
+          <w:sz w:val="22"/>
+        </w:rPr>
+        <w:t>Crowdstrike latest version(7.33.20505.0)updated on machines BST-HQ-VONE,BST-HQ-VBR-01,BST-HQ-RG-01,BST-HQ-RA-01 (handled by S. Sharma) — 0.9h of tech effort</w:t>
+      </w:r>
+    </w:p>
+    <w:p>
+      <w:pPr>
+        <w:pStyle w:val="ListBullet"/>
+        <w:spacing w:after="80"/>
+      </w:pPr>
+      <w:r>
+        <w:rPr>
+          <w:rFonts w:ascii="Open Sans" w:hAnsi="Open Sans"/>
+          <w:b w:val="0"/>
+          <w:i w:val="0"/>
+          <w:color w:val="59595B"/>
+          <w:sz w:val="22"/>
+        </w:rPr>
+        <w:t>Crowdstrike latest version(7.33.20505.0)updated on machines BST-HQ-VONE,BST-HQ-VBR-01,BST-HQ-RG-01,BST-HQ-RA-01 — 0.9h on 2026-02-09</w:t>
       </w:r>
     </w:p>
     <w:p/>
